--- a/public/CV_David_Payan_ES.docx
+++ b/public/CV_David_Payan_ES.docx
@@ -63,7 +63,7 @@
         <w:jc w:val="center"/>
         <w:rPr/>
       </w:pPr>
-      <w:hyperlink r:id="rId8">
+      <w:hyperlink r:id="rId7">
         <w:r>
           <w:rPr>
             <w:rFonts w:ascii="Calibri" w:cs="Calibri" w:eastAsia="Calibri" w:hAnsi="Calibri"/>
@@ -73,7 +73,7 @@
             <w:u w:val="single"/>
             <w:rtl w:val="0"/>
           </w:rPr>
-          <w:t xml:space="preserve">davidpayan.dev</w:t>
+          <w:t xml:space="preserve">portfolio-kappa-one-99.vercel.app</w:t>
         </w:r>
       </w:hyperlink>
       <w:r>

--- a/public/CV_David_Payan_ES.docx
+++ b/public/CV_David_Payan_ES.docx
@@ -967,6 +967,99 @@
         <w:rPr>
           <w:rtl w:val="0"/>
         </w:rPr>
+      </w:r>
+    </w:p>
+    <w:p>
+      <w:pPr>
+        <w:pBdr>
+          <w:top w:color="999999" w:space="0" w:sz="6" w:val="single"/>
+        </w:pBdr>
+        <w:spacing w:after="110" w:before="160" w:lineRule="auto"/>
+        <w:jc w:val="center"/>
+        <w:rPr/>
+        <w:keepNext/>
+      </w:pPr>
+      <w:r>
+        <w:rPr>
+          <w:rFonts w:ascii="Calibri" w:cs="Calibri" w:eastAsia="Calibri" w:hAnsi="Calibri"/>
+          <w:b w:val="1"/>
+          <w:bCs w:val="1"/>
+          <w:color w:val="1a1a1a"/>
+          <w:sz w:val="24"/>
+          <w:szCs w:val="24"/>
+          <w:rtl w:val="0"/>
+        </w:rPr>
+        <w:t xml:space="preserve">Proyectos Personales</w:t>
+      </w:r>
+    </w:p>
+    <w:p>
+      <w:pPr>
+        <w:spacing w:after="15" w:lineRule="auto"/>
+        <w:rPr/>
+        <w:keepNext/>
+      </w:pPr>
+      <w:r>
+        <w:rPr>
+          <w:rFonts w:ascii="Calibri" w:cs="Calibri" w:eastAsia="Calibri" w:hAnsi="Calibri"/>
+          <w:b w:val="1"/>
+          <w:bCs w:val="1"/>
+          <w:color w:val="1a1a1a"/>
+          <w:sz w:val="21"/>
+          <w:szCs w:val="21"/>
+          <w:rtl w:val="0"/>
+        </w:rPr>
+        <w:t>SignageFlow — Gestor de Cartelería Digital (Proyecto personal)</w:t>
+      </w:r>
+    </w:p>
+    <w:p>
+      <w:pPr>
+        <w:spacing w:after="60" w:lineRule="auto"/>
+        <w:rPr/>
+      </w:pPr>
+      <w:r>
+        <w:rPr>
+          <w:rFonts w:ascii="Calibri" w:cs="Calibri" w:eastAsia="Calibri" w:hAnsi="Calibri"/>
+          <w:color w:val="1a1a1a"/>
+          <w:sz w:val="21"/>
+          <w:szCs w:val="21"/>
+          <w:rtl w:val="0"/>
+        </w:rPr>
+        <w:t>Plataforma multi-tenant de gestión de cartelería digital para pantallas en tienda, con emparejamiento de pantallas por código y control de acceso por organización y local. Arquitectura, modelo de datos y código propios — Angular, Node.js/Express, TypeScript, Prisma, SQL Server.</w:t>
+      </w:r>
+    </w:p>
+    <w:p>
+      <w:pPr>
+        <w:spacing w:after="15" w:lineRule="auto"/>
+        <w:rPr/>
+        <w:keepNext/>
+      </w:pPr>
+      <w:r>
+        <w:rPr>
+          <w:rFonts w:ascii="Calibri" w:cs="Calibri" w:eastAsia="Calibri" w:hAnsi="Calibri"/>
+          <w:b w:val="1"/>
+          <w:bCs w:val="1"/>
+          <w:color w:val="1a1a1a"/>
+          <w:sz w:val="21"/>
+          <w:szCs w:val="21"/>
+          <w:rtl w:val="0"/>
+        </w:rPr>
+        <w:t>App de Cobros por Metros (Freelance)</w:t>
+      </w:r>
+    </w:p>
+    <w:p>
+      <w:pPr>
+        <w:spacing w:after="60" w:lineRule="auto"/>
+        <w:rPr/>
+      </w:pPr>
+      <w:r>
+        <w:rPr>
+          <w:rFonts w:ascii="Calibri" w:cs="Calibri" w:eastAsia="Calibri" w:hAnsi="Calibri"/>
+          <w:color w:val="1a1a1a"/>
+          <w:sz w:val="21"/>
+          <w:szCs w:val="21"/>
+          <w:rtl w:val="0"/>
+        </w:rPr>
+        <w:t>PWA de gestión de cobros desarrollada como encargo freelance para un autónomo de la construcción en Florida (EE. UU.). React, TypeScript, Supabase — en producción y en uso real por el cliente.</w:t>
       </w:r>
     </w:p>
     <w:p>

--- a/public/CV_David_Payan_ES.docx
+++ b/public/CV_David_Payan_ES.docx
@@ -73,7 +73,7 @@
             <w:u w:val="single"/>
             <w:rtl w:val="0"/>
           </w:rPr>
-          <w:t xml:space="preserve">portfolio-kappa-one-99.vercel.app</w:t>
+          <w:t xml:space="preserve">Portfolio</w:t>
         </w:r>
       </w:hyperlink>
       <w:r>

--- a/public/CV_David_Payan_ES.docx
+++ b/public/CV_David_Payan_ES.docx
@@ -1024,7 +1024,7 @@
           <w:szCs w:val="21"/>
           <w:rtl w:val="0"/>
         </w:rPr>
-        <w:t>Plataforma multi-tenant de gestión de cartelería digital para pantallas en tienda, con emparejamiento de pantallas por código y control de acceso por organización y local. Arquitectura, modelo de datos y código propios — Angular, Node.js/Express, TypeScript, Prisma, SQL Server.</w:t>
+        <w:t>Plataforma multi-tenant de gestión de cartelería digital para pantallas en tienda, con emparejamiento de pantallas por código y control de acceso por organización y local. El reproductor de las pantallas se empaqueta con Electron como ejecutable de escritorio. Arquitectura, modelo de datos y código propios — Angular, Node.js/Express, TypeScript, Prisma, SQL Server, Electron.</w:t>
       </w:r>
     </w:p>
     <w:p>
